--- a/tillsyn/A 9839-2026 tillsynsbegäran.docx
+++ b/tillsyn/A 9839-2026 tillsynsbegäran.docx
@@ -231,7 +231,7 @@
     <w:r>
       <w:tab/>
       <w:tab/>
-      <w:t>2026-02-26</w:t>
+      <w:t>2026-02-28</w:t>
       <w:br/>
       <w:br/>
     </w:r>

--- a/tillsyn/A 9839-2026 tillsynsbegäran.docx
+++ b/tillsyn/A 9839-2026 tillsynsbegäran.docx
@@ -231,7 +231,7 @@
     <w:r>
       <w:tab/>
       <w:tab/>
-      <w:t>2026-02-28</w:t>
+      <w:t>2026-03-01</w:t>
       <w:br/>
       <w:br/>
     </w:r>

--- a/tillsyn/A 9839-2026 tillsynsbegäran.docx
+++ b/tillsyn/A 9839-2026 tillsynsbegäran.docx
@@ -231,7 +231,7 @@
     <w:r>
       <w:tab/>
       <w:tab/>
-      <w:t>2026-03-01</w:t>
+      <w:t>2026-03-02</w:t>
       <w:br/>
       <w:br/>
     </w:r>

--- a/tillsyn/A 9839-2026 tillsynsbegäran.docx
+++ b/tillsyn/A 9839-2026 tillsynsbegäran.docx
@@ -35,7 +35,7 @@
     </w:p>
     <w:p>
       <w:r>
-        <w:t>I avverkningsanmälan har följande 1 naturvårdsarter hittats: revlummer (§9). För fridlysta arter anges även paragrafen i Artskyddsförordningen som arten är fridlyst enligt.</w:t>
+        <w:t>I avverkningsanmälan har följande 2 naturvårdsarter hittats: lopplummer (aggregat) (§9) och revlummer (§9). För fridlysta arter anges även paragrafen i Artskyddsförordningen som arten är fridlyst enligt.</w:t>
       </w:r>
     </w:p>
     <w:p>
@@ -50,7 +50,7 @@
       <w:r>
         <w:drawing>
           <wp:inline xmlns:a="http://schemas.openxmlformats.org/drawingml/2006/main" xmlns:pic="http://schemas.openxmlformats.org/drawingml/2006/picture">
-            <wp:extent cx="5486400" cy="4419217"/>
+            <wp:extent cx="5486400" cy="4254352"/>
             <wp:docPr id="1" name="Picture 1"/>
             <wp:cNvGraphicFramePr>
               <a:graphicFrameLocks noChangeAspect="1"/>
@@ -71,7 +71,7 @@
                   <pic:spPr>
                     <a:xfrm>
                       <a:off x="0" y="0"/>
-                      <a:ext cx="5486400" cy="4419217"/>
+                      <a:ext cx="5486400" cy="4254352"/>
                     </a:xfrm>
                     <a:prstGeom prst="rect"/>
                   </pic:spPr>
@@ -100,7 +100,7 @@
     </w:p>
     <w:p>
       <w:r>
-        <w:t>Följande fridlysta arter har sina livsmiljöer och växtplatser i den avverkningsanmälda skogen: revlummer (§9).</w:t>
+        <w:t>Följande fridlysta arter har sina livsmiljöer och växtplatser i den avverkningsanmälda skogen: lopplummer (aggregat) (§9) och revlummer (§9).</w:t>
       </w:r>
     </w:p>
     <w:sectPr>
@@ -231,7 +231,7 @@
     <w:r>
       <w:tab/>
       <w:tab/>
-      <w:t>2026-03-02</w:t>
+      <w:t>2026-03-03</w:t>
       <w:br/>
       <w:br/>
     </w:r>

--- a/tillsyn/A 9839-2026 tillsynsbegäran.docx
+++ b/tillsyn/A 9839-2026 tillsynsbegäran.docx
@@ -231,7 +231,7 @@
     <w:r>
       <w:tab/>
       <w:tab/>
-      <w:t>2026-03-03</w:t>
+      <w:t>2026-03-04</w:t>
       <w:br/>
       <w:br/>
     </w:r>

--- a/tillsyn/A 9839-2026 tillsynsbegäran.docx
+++ b/tillsyn/A 9839-2026 tillsynsbegäran.docx
@@ -231,7 +231,7 @@
     <w:r>
       <w:tab/>
       <w:tab/>
-      <w:t>2026-03-04</w:t>
+      <w:t>2026-03-05</w:t>
       <w:br/>
       <w:br/>
     </w:r>

--- a/tillsyn/A 9839-2026 tillsynsbegäran.docx
+++ b/tillsyn/A 9839-2026 tillsynsbegäran.docx
@@ -231,7 +231,7 @@
     <w:r>
       <w:tab/>
       <w:tab/>
-      <w:t>2026-03-05</w:t>
+      <w:t>2026-03-06</w:t>
       <w:br/>
       <w:br/>
     </w:r>

--- a/tillsyn/A 9839-2026 tillsynsbegäran.docx
+++ b/tillsyn/A 9839-2026 tillsynsbegäran.docx
@@ -231,7 +231,7 @@
     <w:r>
       <w:tab/>
       <w:tab/>
-      <w:t>2026-03-06</w:t>
+      <w:t>2026-03-07</w:t>
       <w:br/>
       <w:br/>
     </w:r>

--- a/tillsyn/A 9839-2026 tillsynsbegäran.docx
+++ b/tillsyn/A 9839-2026 tillsynsbegäran.docx
@@ -231,7 +231,7 @@
     <w:r>
       <w:tab/>
       <w:tab/>
-      <w:t>2026-03-07</w:t>
+      <w:t>2026-03-08</w:t>
       <w:br/>
       <w:br/>
     </w:r>

--- a/tillsyn/A 9839-2026 tillsynsbegäran.docx
+++ b/tillsyn/A 9839-2026 tillsynsbegäran.docx
@@ -231,7 +231,7 @@
     <w:r>
       <w:tab/>
       <w:tab/>
-      <w:t>2026-03-08</w:t>
+      <w:t>2026-03-09</w:t>
       <w:br/>
       <w:br/>
     </w:r>

--- a/tillsyn/A 9839-2026 tillsynsbegäran.docx
+++ b/tillsyn/A 9839-2026 tillsynsbegäran.docx
@@ -231,7 +231,7 @@
     <w:r>
       <w:tab/>
       <w:tab/>
-      <w:t>2026-03-09</w:t>
+      <w:t>2026-03-10</w:t>
       <w:br/>
       <w:br/>
     </w:r>

--- a/tillsyn/A 9839-2026 tillsynsbegäran.docx
+++ b/tillsyn/A 9839-2026 tillsynsbegäran.docx
@@ -231,7 +231,7 @@
     <w:r>
       <w:tab/>
       <w:tab/>
-      <w:t>2026-03-10</w:t>
+      <w:t>2026-03-11</w:t>
       <w:br/>
       <w:br/>
     </w:r>

--- a/tillsyn/A 9839-2026 tillsynsbegäran.docx
+++ b/tillsyn/A 9839-2026 tillsynsbegäran.docx
@@ -231,7 +231,7 @@
     <w:r>
       <w:tab/>
       <w:tab/>
-      <w:t>2026-03-11</w:t>
+      <w:t>2026-03-12</w:t>
       <w:br/>
       <w:br/>
     </w:r>

--- a/tillsyn/A 9839-2026 tillsynsbegäran.docx
+++ b/tillsyn/A 9839-2026 tillsynsbegäran.docx
@@ -231,7 +231,7 @@
     <w:r>
       <w:tab/>
       <w:tab/>
-      <w:t>2026-03-12</w:t>
+      <w:t>2026-03-13</w:t>
       <w:br/>
       <w:br/>
     </w:r>

--- a/tillsyn/A 9839-2026 tillsynsbegäran.docx
+++ b/tillsyn/A 9839-2026 tillsynsbegäran.docx
@@ -231,7 +231,7 @@
     <w:r>
       <w:tab/>
       <w:tab/>
-      <w:t>2026-05-16</w:t>
+      <w:t>2026-05-17</w:t>
       <w:br/>
       <w:br/>
     </w:r>

--- a/tillsyn/A 9839-2026 tillsynsbegäran.docx
+++ b/tillsyn/A 9839-2026 tillsynsbegäran.docx
@@ -231,7 +231,7 @@
     <w:r>
       <w:tab/>
       <w:tab/>
-      <w:t>2026-05-17</w:t>
+      <w:t>2026-05-18</w:t>
       <w:br/>
       <w:br/>
     </w:r>

--- a/tillsyn/A 9839-2026 tillsynsbegäran.docx
+++ b/tillsyn/A 9839-2026 tillsynsbegäran.docx
@@ -231,7 +231,7 @@
     <w:r>
       <w:tab/>
       <w:tab/>
-      <w:t>2026-05-18</w:t>
+      <w:t>2026-05-19</w:t>
       <w:br/>
       <w:br/>
     </w:r>

--- a/tillsyn/A 9839-2026 tillsynsbegäran.docx
+++ b/tillsyn/A 9839-2026 tillsynsbegäran.docx
@@ -231,7 +231,7 @@
     <w:r>
       <w:tab/>
       <w:tab/>
-      <w:t>2026-05-19</w:t>
+      <w:t>2026-05-20</w:t>
       <w:br/>
       <w:br/>
     </w:r>

--- a/tillsyn/A 9839-2026 tillsynsbegäran.docx
+++ b/tillsyn/A 9839-2026 tillsynsbegäran.docx
@@ -231,7 +231,7 @@
     <w:r>
       <w:tab/>
       <w:tab/>
-      <w:t>2026-05-20</w:t>
+      <w:t>2026-05-21</w:t>
       <w:br/>
       <w:br/>
     </w:r>

--- a/tillsyn/A 9839-2026 tillsynsbegäran.docx
+++ b/tillsyn/A 9839-2026 tillsynsbegäran.docx
@@ -231,7 +231,7 @@
     <w:r>
       <w:tab/>
       <w:tab/>
-      <w:t>2026-05-21</w:t>
+      <w:t>2026-05-22</w:t>
       <w:br/>
       <w:br/>
     </w:r>

--- a/tillsyn/A 9839-2026 tillsynsbegäran.docx
+++ b/tillsyn/A 9839-2026 tillsynsbegäran.docx
@@ -231,7 +231,7 @@
     <w:r>
       <w:tab/>
       <w:tab/>
-      <w:t>2026-05-22</w:t>
+      <w:t>2026-05-23</w:t>
       <w:br/>
       <w:br/>
     </w:r>

--- a/tillsyn/A 9839-2026 tillsynsbegäran.docx
+++ b/tillsyn/A 9839-2026 tillsynsbegäran.docx
@@ -231,7 +231,7 @@
     <w:r>
       <w:tab/>
       <w:tab/>
-      <w:t>2026-05-23</w:t>
+      <w:t>2026-05-24</w:t>
       <w:br/>
       <w:br/>
     </w:r>

--- a/tillsyn/A 9839-2026 tillsynsbegäran.docx
+++ b/tillsyn/A 9839-2026 tillsynsbegäran.docx
@@ -231,7 +231,7 @@
     <w:r>
       <w:tab/>
       <w:tab/>
-      <w:t>2026-05-24</w:t>
+      <w:t>2026-05-25</w:t>
       <w:br/>
       <w:br/>
     </w:r>

--- a/tillsyn/A 9839-2026 tillsynsbegäran.docx
+++ b/tillsyn/A 9839-2026 tillsynsbegäran.docx
@@ -231,7 +231,7 @@
     <w:r>
       <w:tab/>
       <w:tab/>
-      <w:t>2026-05-25</w:t>
+      <w:t>2026-05-26</w:t>
       <w:br/>
       <w:br/>
     </w:r>

--- a/tillsyn/A 9839-2026 tillsynsbegäran.docx
+++ b/tillsyn/A 9839-2026 tillsynsbegäran.docx
@@ -231,7 +231,7 @@
     <w:r>
       <w:tab/>
       <w:tab/>
-      <w:t>2026-05-26</w:t>
+      <w:t>2026-05-27</w:t>
       <w:br/>
       <w:br/>
     </w:r>

--- a/tillsyn/A 9839-2026 tillsynsbegäran.docx
+++ b/tillsyn/A 9839-2026 tillsynsbegäran.docx
@@ -231,7 +231,7 @@
     <w:r>
       <w:tab/>
       <w:tab/>
-      <w:t>2026-05-27</w:t>
+      <w:t>2026-05-28</w:t>
       <w:br/>
       <w:br/>
     </w:r>

--- a/tillsyn/A 9839-2026 tillsynsbegäran.docx
+++ b/tillsyn/A 9839-2026 tillsynsbegäran.docx
@@ -231,7 +231,7 @@
     <w:r>
       <w:tab/>
       <w:tab/>
-      <w:t>2026-05-28</w:t>
+      <w:t>2026-05-29</w:t>
       <w:br/>
       <w:br/>
     </w:r>

--- a/tillsyn/A 9839-2026 tillsynsbegäran.docx
+++ b/tillsyn/A 9839-2026 tillsynsbegäran.docx
@@ -231,7 +231,7 @@
     <w:r>
       <w:tab/>
       <w:tab/>
-      <w:t>2026-05-29</w:t>
+      <w:t>2026-05-30</w:t>
       <w:br/>
       <w:br/>
     </w:r>

--- a/tillsyn/A 9839-2026 tillsynsbegäran.docx
+++ b/tillsyn/A 9839-2026 tillsynsbegäran.docx
@@ -231,7 +231,7 @@
     <w:r>
       <w:tab/>
       <w:tab/>
-      <w:t>2026-05-30</w:t>
+      <w:t>2026-05-31</w:t>
       <w:br/>
       <w:br/>
     </w:r>

--- a/tillsyn/A 9839-2026 tillsynsbegäran.docx
+++ b/tillsyn/A 9839-2026 tillsynsbegäran.docx
@@ -231,7 +231,7 @@
     <w:r>
       <w:tab/>
       <w:tab/>
-      <w:t>2026-05-31</w:t>
+      <w:t>2026-06-01</w:t>
       <w:br/>
       <w:br/>
     </w:r>

--- a/tillsyn/A 9839-2026 tillsynsbegäran.docx
+++ b/tillsyn/A 9839-2026 tillsynsbegäran.docx
@@ -227,7 +227,7 @@
     <w:r>
       <w:tab/>
       <w:tab/>
-      <w:t>2026-07-13</w:t>
+      <w:t>2026-07-14</w:t>
       <w:br/>
       <w:br/>
     </w:r>

--- a/tillsyn/A 9839-2026 tillsynsbegäran.docx
+++ b/tillsyn/A 9839-2026 tillsynsbegäran.docx
@@ -227,7 +227,7 @@
     <w:r>
       <w:tab/>
       <w:tab/>
-      <w:t>2026-07-14</w:t>
+      <w:t>2026-07-15</w:t>
       <w:br/>
       <w:br/>
     </w:r>

--- a/tillsyn/A 9839-2026 tillsynsbegäran.docx
+++ b/tillsyn/A 9839-2026 tillsynsbegäran.docx
@@ -227,7 +227,7 @@
     <w:r>
       <w:tab/>
       <w:tab/>
-      <w:t>2026-07-15</w:t>
+      <w:t>2026-07-16</w:t>
       <w:br/>
       <w:br/>
     </w:r>

--- a/tillsyn/A 9839-2026 tillsynsbegäran.docx
+++ b/tillsyn/A 9839-2026 tillsynsbegäran.docx
@@ -227,7 +227,7 @@
     <w:r>
       <w:tab/>
       <w:tab/>
-      <w:t>2026-07-16</w:t>
+      <w:t>2026-07-17</w:t>
       <w:br/>
       <w:br/>
     </w:r>

--- a/tillsyn/A 9839-2026 tillsynsbegäran.docx
+++ b/tillsyn/A 9839-2026 tillsynsbegäran.docx
@@ -227,7 +227,7 @@
     <w:r>
       <w:tab/>
       <w:tab/>
-      <w:t>2026-07-17</w:t>
+      <w:t>2026-07-18</w:t>
       <w:br/>
       <w:br/>
     </w:r>

--- a/tillsyn/A 9839-2026 tillsynsbegäran.docx
+++ b/tillsyn/A 9839-2026 tillsynsbegäran.docx
@@ -227,7 +227,7 @@
     <w:r>
       <w:tab/>
       <w:tab/>
-      <w:t>2026-07-18</w:t>
+      <w:t>2026-07-19</w:t>
       <w:br/>
       <w:br/>
     </w:r>

--- a/tillsyn/A 9839-2026 tillsynsbegäran.docx
+++ b/tillsyn/A 9839-2026 tillsynsbegäran.docx
@@ -227,7 +227,7 @@
     <w:r>
       <w:tab/>
       <w:tab/>
-      <w:t>2026-07-19</w:t>
+      <w:t>2026-07-20</w:t>
       <w:br/>
       <w:br/>
     </w:r>

--- a/tillsyn/A 9839-2026 tillsynsbegäran.docx
+++ b/tillsyn/A 9839-2026 tillsynsbegäran.docx
@@ -227,7 +227,7 @@
     <w:r>
       <w:tab/>
       <w:tab/>
-      <w:t>2026-07-20</w:t>
+      <w:t>2026-07-21</w:t>
       <w:br/>
       <w:br/>
     </w:r>

--- a/tillsyn/A 9839-2026 tillsynsbegäran.docx
+++ b/tillsyn/A 9839-2026 tillsynsbegäran.docx
@@ -227,7 +227,7 @@
     <w:r>
       <w:tab/>
       <w:tab/>
-      <w:t>2026-07-21</w:t>
+      <w:t>2026-07-22</w:t>
       <w:br/>
       <w:br/>
     </w:r>

--- a/tillsyn/A 9839-2026 tillsynsbegäran.docx
+++ b/tillsyn/A 9839-2026 tillsynsbegäran.docx
@@ -227,7 +227,7 @@
     <w:r>
       <w:tab/>
       <w:tab/>
-      <w:t>2026-07-22</w:t>
+      <w:t>2026-07-23</w:t>
       <w:br/>
       <w:br/>
     </w:r>

--- a/tillsyn/A 9839-2026 tillsynsbegäran.docx
+++ b/tillsyn/A 9839-2026 tillsynsbegäran.docx
@@ -227,7 +227,7 @@
     <w:r>
       <w:tab/>
       <w:tab/>
-      <w:t>2026-07-23</w:t>
+      <w:t>2026-07-24</w:t>
       <w:br/>
       <w:br/>
     </w:r>

--- a/tillsyn/A 9839-2026 tillsynsbegäran.docx
+++ b/tillsyn/A 9839-2026 tillsynsbegäran.docx
@@ -227,7 +227,7 @@
     <w:r>
       <w:tab/>
       <w:tab/>
-      <w:t>2026-07-24</w:t>
+      <w:t>2026-07-25</w:t>
       <w:br/>
       <w:br/>
     </w:r>

--- a/tillsyn/A 9839-2026 tillsynsbegäran.docx
+++ b/tillsyn/A 9839-2026 tillsynsbegäran.docx
@@ -227,7 +227,7 @@
     <w:r>
       <w:tab/>
       <w:tab/>
-      <w:t>2026-07-25</w:t>
+      <w:t>2026-07-26</w:t>
       <w:br/>
       <w:br/>
     </w:r>

--- a/tillsyn/A 9839-2026 tillsynsbegäran.docx
+++ b/tillsyn/A 9839-2026 tillsynsbegäran.docx
@@ -227,7 +227,7 @@
     <w:r>
       <w:tab/>
       <w:tab/>
-      <w:t>2026-07-26</w:t>
+      <w:t>2026-07-27</w:t>
       <w:br/>
       <w:br/>
     </w:r>

--- a/tillsyn/A 9839-2026 tillsynsbegäran.docx
+++ b/tillsyn/A 9839-2026 tillsynsbegäran.docx
@@ -227,7 +227,7 @@
     <w:r>
       <w:tab/>
       <w:tab/>
-      <w:t>2026-07-27</w:t>
+      <w:t>2026-07-28</w:t>
       <w:br/>
       <w:br/>
     </w:r>

--- a/tillsyn/A 9839-2026 tillsynsbegäran.docx
+++ b/tillsyn/A 9839-2026 tillsynsbegäran.docx
@@ -227,7 +227,7 @@
     <w:r>
       <w:tab/>
       <w:tab/>
-      <w:t>2026-07-28</w:t>
+      <w:t>2026-07-29</w:t>
       <w:br/>
       <w:br/>
     </w:r>

--- a/tillsyn/A 9839-2026 tillsynsbegäran.docx
+++ b/tillsyn/A 9839-2026 tillsynsbegäran.docx
@@ -227,7 +227,7 @@
     <w:r>
       <w:tab/>
       <w:tab/>
-      <w:t>2026-07-29</w:t>
+      <w:t>2026-07-30</w:t>
       <w:br/>
       <w:br/>
     </w:r>

--- a/tillsyn/A 9839-2026 tillsynsbegäran.docx
+++ b/tillsyn/A 9839-2026 tillsynsbegäran.docx
@@ -227,7 +227,7 @@
     <w:r>
       <w:tab/>
       <w:tab/>
-      <w:t>2026-07-30</w:t>
+      <w:t>2026-07-31</w:t>
       <w:br/>
       <w:br/>
     </w:r>

--- a/tillsyn/A 9839-2026 tillsynsbegäran.docx
+++ b/tillsyn/A 9839-2026 tillsynsbegäran.docx
@@ -227,7 +227,7 @@
     <w:r>
       <w:tab/>
       <w:tab/>
-      <w:t>2026-07-31</w:t>
+      <w:t>2026-08-01</w:t>
       <w:br/>
       <w:br/>
     </w:r>

--- a/tillsyn/A 9839-2026 tillsynsbegäran.docx
+++ b/tillsyn/A 9839-2026 tillsynsbegäran.docx
@@ -227,7 +227,7 @@
     <w:r>
       <w:tab/>
       <w:tab/>
-      <w:t>2026-08-01</w:t>
+      <w:t>2026-08-02</w:t>
       <w:br/>
       <w:br/>
     </w:r>

--- a/tillsyn/A 9839-2026 tillsynsbegäran.docx
+++ b/tillsyn/A 9839-2026 tillsynsbegäran.docx
@@ -227,7 +227,7 @@
     <w:r>
       <w:tab/>
       <w:tab/>
-      <w:t>2026-08-02</w:t>
+      <w:t>2026-08-03</w:t>
       <w:br/>
       <w:br/>
     </w:r>

--- a/tillsyn/A 9839-2026 tillsynsbegäran.docx
+++ b/tillsyn/A 9839-2026 tillsynsbegäran.docx
@@ -227,7 +227,7 @@
     <w:r>
       <w:tab/>
       <w:tab/>
-      <w:t>2026-08-03</w:t>
+      <w:t>2026-08-05</w:t>
       <w:br/>
       <w:br/>
     </w:r>

--- a/tillsyn/A 9839-2026 tillsynsbegäran.docx
+++ b/tillsyn/A 9839-2026 tillsynsbegäran.docx
@@ -227,7 +227,7 @@
     <w:r>
       <w:tab/>
       <w:tab/>
-      <w:t>2026-08-05</w:t>
+      <w:t>2026-08-07</w:t>
       <w:br/>
       <w:br/>
     </w:r>

--- a/tillsyn/A 9839-2026 tillsynsbegäran.docx
+++ b/tillsyn/A 9839-2026 tillsynsbegäran.docx
@@ -227,7 +227,7 @@
     <w:r>
       <w:tab/>
       <w:tab/>
-      <w:t>2026-08-07</w:t>
+      <w:t>2026-08-08</w:t>
       <w:br/>
       <w:br/>
     </w:r>

--- a/tillsyn/A 9839-2026 tillsynsbegäran.docx
+++ b/tillsyn/A 9839-2026 tillsynsbegäran.docx
@@ -60,7 +60,7 @@
         <w:spacing w:after="240"/>
       </w:pPr>
       <w:r>
-        <w:t>Figur 1. Fyndplatser för naturvårdsarter i avverkningsanmälan. Markörer utan svart kant är placerade på fyndplatsen. Markörer med svart kant är placerade vid sidan av fyndplatsen har ett svart streck som visar fyndplatsens exakta position. Kartans mittpunktskoordinat är N 6528711, E 291829 i SWEREF 99 TM.</w:t>
+        <w:t>Figur 1. Fyndplatser för naturvårdsarter i avverkningsanmälan. Markörer utan svart kant är placerade på fyndplatsen. Markörer med svart kant är placerade vid sidan av fyndplatsen och har ett svart streck som visar fyndplatsens exakta position. Kartans mittpunktskoordinat är N 6528711, E 291829 i SWEREF 99 TM.</w:t>
       </w:r>
     </w:p>
     <w:p>
@@ -227,7 +227,7 @@
     <w:r>
       <w:tab/>
       <w:tab/>
-      <w:t>2026-08-14</w:t>
+      <w:t>2026-08-15</w:t>
       <w:br/>
       <w:br/>
     </w:r>

--- a/tillsyn/A 9839-2026 tillsynsbegäran.docx
+++ b/tillsyn/A 9839-2026 tillsynsbegäran.docx
@@ -227,7 +227,7 @@
     <w:r>
       <w:tab/>
       <w:tab/>
-      <w:t>2026-08-15</w:t>
+      <w:t>2026-08-16</w:t>
       <w:br/>
       <w:br/>
     </w:r>

--- a/tillsyn/A 9839-2026 tillsynsbegäran.docx
+++ b/tillsyn/A 9839-2026 tillsynsbegäran.docx
@@ -227,7 +227,7 @@
     <w:r>
       <w:tab/>
       <w:tab/>
-      <w:t>2026-08-16</w:t>
+      <w:t>2026-08-17</w:t>
       <w:br/>
       <w:br/>
     </w:r>

--- a/tillsyn/A 9839-2026 tillsynsbegäran.docx
+++ b/tillsyn/A 9839-2026 tillsynsbegäran.docx
@@ -227,7 +227,7 @@
     <w:r>
       <w:tab/>
       <w:tab/>
-      <w:t>2026-08-17</w:t>
+      <w:t>2026-08-18</w:t>
       <w:br/>
       <w:br/>
     </w:r>

--- a/tillsyn/A 9839-2026 tillsynsbegäran.docx
+++ b/tillsyn/A 9839-2026 tillsynsbegäran.docx
@@ -227,7 +227,7 @@
     <w:r>
       <w:tab/>
       <w:tab/>
-      <w:t>2026-08-18</w:t>
+      <w:t>2026-08-19</w:t>
       <w:br/>
       <w:br/>
     </w:r>

--- a/tillsyn/A 9839-2026 tillsynsbegäran.docx
+++ b/tillsyn/A 9839-2026 tillsynsbegäran.docx
@@ -227,7 +227,7 @@
     <w:r>
       <w:tab/>
       <w:tab/>
-      <w:t>2026-08-19</w:t>
+      <w:t>2026-08-20</w:t>
       <w:br/>
       <w:br/>
     </w:r>

--- a/tillsyn/A 9839-2026 tillsynsbegäran.docx
+++ b/tillsyn/A 9839-2026 tillsynsbegäran.docx
@@ -227,7 +227,7 @@
     <w:r>
       <w:tab/>
       <w:tab/>
-      <w:t>2026-08-20</w:t>
+      <w:t>2026-08-21</w:t>
       <w:br/>
       <w:br/>
     </w:r>

--- a/tillsyn/A 9839-2026 tillsynsbegäran.docx
+++ b/tillsyn/A 9839-2026 tillsynsbegäran.docx
@@ -227,7 +227,7 @@
     <w:r>
       <w:tab/>
       <w:tab/>
-      <w:t>2026-08-21</w:t>
+      <w:t>2026-08-22</w:t>
       <w:br/>
       <w:br/>
     </w:r>

--- a/tillsyn/A 9839-2026 tillsynsbegäran.docx
+++ b/tillsyn/A 9839-2026 tillsynsbegäran.docx
@@ -227,7 +227,7 @@
     <w:r>
       <w:tab/>
       <w:tab/>
-      <w:t>2026-08-22</w:t>
+      <w:t>2026-08-23</w:t>
       <w:br/>
       <w:br/>
     </w:r>

--- a/tillsyn/A 9839-2026 tillsynsbegäran.docx
+++ b/tillsyn/A 9839-2026 tillsynsbegäran.docx
@@ -227,7 +227,7 @@
     <w:r>
       <w:tab/>
       <w:tab/>
-      <w:t>2026-08-23</w:t>
+      <w:t>2026-08-24</w:t>
       <w:br/>
       <w:br/>
     </w:r>

--- a/tillsyn/A 9839-2026 tillsynsbegäran.docx
+++ b/tillsyn/A 9839-2026 tillsynsbegäran.docx
@@ -227,7 +227,7 @@
     <w:r>
       <w:tab/>
       <w:tab/>
-      <w:t>2026-08-24</w:t>
+      <w:t>2026-08-25</w:t>
       <w:br/>
       <w:br/>
     </w:r>

--- a/tillsyn/A 9839-2026 tillsynsbegäran.docx
+++ b/tillsyn/A 9839-2026 tillsynsbegäran.docx
@@ -227,7 +227,7 @@
     <w:r>
       <w:tab/>
       <w:tab/>
-      <w:t>2026-08-25</w:t>
+      <w:t>2026-08-26</w:t>
       <w:br/>
       <w:br/>
     </w:r>

--- a/tillsyn/A 9839-2026 tillsynsbegäran.docx
+++ b/tillsyn/A 9839-2026 tillsynsbegäran.docx
@@ -227,7 +227,7 @@
     <w:r>
       <w:tab/>
       <w:tab/>
-      <w:t>2026-08-26</w:t>
+      <w:t>2026-08-27</w:t>
       <w:br/>
       <w:br/>
     </w:r>

--- a/tillsyn/A 9839-2026 tillsynsbegäran.docx
+++ b/tillsyn/A 9839-2026 tillsynsbegäran.docx
@@ -227,7 +227,7 @@
     <w:r>
       <w:tab/>
       <w:tab/>
-      <w:t>2026-08-27</w:t>
+      <w:t>2026-08-28</w:t>
       <w:br/>
       <w:br/>
     </w:r>

--- a/tillsyn/A 9839-2026 tillsynsbegäran.docx
+++ b/tillsyn/A 9839-2026 tillsynsbegäran.docx
@@ -227,7 +227,7 @@
     <w:r>
       <w:tab/>
       <w:tab/>
-      <w:t>2026-08-28</w:t>
+      <w:t>2026-08-29</w:t>
       <w:br/>
       <w:br/>
     </w:r>

--- a/tillsyn/A 9839-2026 tillsynsbegäran.docx
+++ b/tillsyn/A 9839-2026 tillsynsbegäran.docx
@@ -227,7 +227,7 @@
     <w:r>
       <w:tab/>
       <w:tab/>
-      <w:t>2026-08-29</w:t>
+      <w:t>2026-08-31</w:t>
       <w:br/>
       <w:br/>
     </w:r>

--- a/tillsyn/A 9839-2026 tillsynsbegäran.docx
+++ b/tillsyn/A 9839-2026 tillsynsbegäran.docx
@@ -227,7 +227,7 @@
     <w:r>
       <w:tab/>
       <w:tab/>
-      <w:t>2026-08-31</w:t>
+      <w:t>2026-09-01</w:t>
       <w:br/>
       <w:br/>
     </w:r>

--- a/tillsyn/A 9839-2026 tillsynsbegäran.docx
+++ b/tillsyn/A 9839-2026 tillsynsbegäran.docx
@@ -227,7 +227,7 @@
     <w:r>
       <w:tab/>
       <w:tab/>
-      <w:t>2026-09-01</w:t>
+      <w:t>2026-09-02</w:t>
       <w:br/>
       <w:br/>
     </w:r>

--- a/tillsyn/A 9839-2026 tillsynsbegäran.docx
+++ b/tillsyn/A 9839-2026 tillsynsbegäran.docx
@@ -227,7 +227,7 @@
     <w:r>
       <w:tab/>
       <w:tab/>
-      <w:t>2026-09-02</w:t>
+      <w:t>2026-09-03</w:t>
       <w:br/>
       <w:br/>
     </w:r>

--- a/tillsyn/A 9839-2026 tillsynsbegäran.docx
+++ b/tillsyn/A 9839-2026 tillsynsbegäran.docx
@@ -227,7 +227,7 @@
     <w:r>
       <w:tab/>
       <w:tab/>
-      <w:t>2026-09-03</w:t>
+      <w:t>2026-09-04</w:t>
       <w:br/>
       <w:br/>
     </w:r>

--- a/tillsyn/A 9839-2026 tillsynsbegäran.docx
+++ b/tillsyn/A 9839-2026 tillsynsbegäran.docx
@@ -227,7 +227,7 @@
     <w:r>
       <w:tab/>
       <w:tab/>
-      <w:t>2026-09-04</w:t>
+      <w:t>2026-09-05</w:t>
       <w:br/>
       <w:br/>
     </w:r>

--- a/tillsyn/A 9839-2026 tillsynsbegäran.docx
+++ b/tillsyn/A 9839-2026 tillsynsbegäran.docx
@@ -227,7 +227,7 @@
     <w:r>
       <w:tab/>
       <w:tab/>
-      <w:t>2026-09-05</w:t>
+      <w:t>2026-09-06</w:t>
       <w:br/>
       <w:br/>
     </w:r>

--- a/tillsyn/A 9839-2026 tillsynsbegäran.docx
+++ b/tillsyn/A 9839-2026 tillsynsbegäran.docx
@@ -227,7 +227,7 @@
     <w:r>
       <w:tab/>
       <w:tab/>
-      <w:t>2026-09-06</w:t>
+      <w:t>2026-09-07</w:t>
       <w:br/>
       <w:br/>
     </w:r>

--- a/tillsyn/A 9839-2026 tillsynsbegäran.docx
+++ b/tillsyn/A 9839-2026 tillsynsbegäran.docx
@@ -227,7 +227,7 @@
     <w:r>
       <w:tab/>
       <w:tab/>
-      <w:t>2026-09-07</w:t>
+      <w:t>2026-09-08</w:t>
       <w:br/>
       <w:br/>
     </w:r>

--- a/tillsyn/A 9839-2026 tillsynsbegäran.docx
+++ b/tillsyn/A 9839-2026 tillsynsbegäran.docx
@@ -227,7 +227,7 @@
     <w:r>
       <w:tab/>
       <w:tab/>
-      <w:t>2026-09-08</w:t>
+      <w:t>2026-09-09</w:t>
       <w:br/>
       <w:br/>
     </w:r>

--- a/tillsyn/A 9839-2026 tillsynsbegäran.docx
+++ b/tillsyn/A 9839-2026 tillsynsbegäran.docx
@@ -227,7 +227,7 @@
     <w:r>
       <w:tab/>
       <w:tab/>
-      <w:t>2026-09-09</w:t>
+      <w:t>2026-09-10</w:t>
       <w:br/>
       <w:br/>
     </w:r>

--- a/tillsyn/A 9839-2026 tillsynsbegäran.docx
+++ b/tillsyn/A 9839-2026 tillsynsbegäran.docx
@@ -227,7 +227,7 @@
     <w:r>
       <w:tab/>
       <w:tab/>
-      <w:t>2026-09-10</w:t>
+      <w:t>2026-09-11</w:t>
       <w:br/>
       <w:br/>
     </w:r>

--- a/tillsyn/A 9839-2026 tillsynsbegäran.docx
+++ b/tillsyn/A 9839-2026 tillsynsbegäran.docx
@@ -227,7 +227,7 @@
     <w:r>
       <w:tab/>
       <w:tab/>
-      <w:t>2026-09-11</w:t>
+      <w:t>2026-09-12</w:t>
       <w:br/>
       <w:br/>
     </w:r>
